--- a/chapters/writing-to-think.docx
+++ b/chapters/writing-to-think.docx
@@ -15,7 +15,7 @@
         <w:pStyle w:val="Date"/>
       </w:pPr>
       <w:r>
-        <w:t xml:space="preserve">Last modified: 2026-10-15 23:26:10 (PDT)</w:t>
+        <w:t xml:space="preserve">Last modified: 2026-10-15 23:42:45 (PDT)</w:t>
       </w:r>
     </w:p>
     <w:p>

--- a/chapters/writing-to-think.docx
+++ b/chapters/writing-to-think.docx
@@ -15,7 +15,7 @@
         <w:pStyle w:val="Date"/>
       </w:pPr>
       <w:r>
-        <w:t xml:space="preserve">Last modified: 2026-10-15 23:42:45 (PDT)</w:t>
+        <w:t xml:space="preserve">Last modified: 2026-10-16 01:46:24 (PDT)</w:t>
       </w:r>
     </w:p>
     <w:p>

--- a/chapters/writing-to-think.docx
+++ b/chapters/writing-to-think.docx
@@ -15,7 +15,7 @@
         <w:pStyle w:val="Date"/>
       </w:pPr>
       <w:r>
-        <w:t xml:space="preserve">Last modified: 2026-10-16 01:46:24 (PDT)</w:t>
+        <w:t xml:space="preserve">Last modified: 2026-10-16 01:51:05 (PDT)</w:t>
       </w:r>
     </w:p>
     <w:p>

--- a/chapters/writing-to-think.docx
+++ b/chapters/writing-to-think.docx
@@ -15,7 +15,7 @@
         <w:pStyle w:val="Date"/>
       </w:pPr>
       <w:r>
-        <w:t xml:space="preserve">Last modified: 2026-10-16 01:51:05 (PDT)</w:t>
+        <w:t xml:space="preserve">Last modified: 2026-10-16 01:58:21 (PDT)</w:t>
       </w:r>
     </w:p>
     <w:p>

--- a/chapters/writing-to-think.docx
+++ b/chapters/writing-to-think.docx
@@ -15,7 +15,7 @@
         <w:pStyle w:val="Date"/>
       </w:pPr>
       <w:r>
-        <w:t xml:space="preserve">Last modified: 2026-10-16 01:58:21 (PDT)</w:t>
+        <w:t xml:space="preserve">Last modified: 2026-10-16 02:37:52 (PDT)</w:t>
       </w:r>
     </w:p>
     <w:p>

--- a/chapters/writing-to-think.docx
+++ b/chapters/writing-to-think.docx
@@ -15,7 +15,7 @@
         <w:pStyle w:val="Date"/>
       </w:pPr>
       <w:r>
-        <w:t xml:space="preserve">Last modified: 2026-10-16 02:37:52 (PDT)</w:t>
+        <w:t xml:space="preserve">Last modified: 2026-10-16 02:42:44 (PDT)</w:t>
       </w:r>
     </w:p>
     <w:p>

--- a/chapters/writing-to-think.docx
+++ b/chapters/writing-to-think.docx
@@ -15,7 +15,7 @@
         <w:pStyle w:val="Date"/>
       </w:pPr>
       <w:r>
-        <w:t xml:space="preserve">Last modified: 2026-10-16 02:42:44 (PDT)</w:t>
+        <w:t xml:space="preserve">Last modified: 2026-10-16 02:49:17 (PDT)</w:t>
       </w:r>
     </w:p>
     <w:p>

--- a/chapters/writing-to-think.docx
+++ b/chapters/writing-to-think.docx
@@ -15,7 +15,7 @@
         <w:pStyle w:val="Date"/>
       </w:pPr>
       <w:r>
-        <w:t xml:space="preserve">Last modified: 2026-10-16 02:49:17 (PDT)</w:t>
+        <w:t xml:space="preserve">Last modified: 2026-10-16 02:56:58 (PDT)</w:t>
       </w:r>
     </w:p>
     <w:p>

--- a/chapters/writing-to-think.docx
+++ b/chapters/writing-to-think.docx
@@ -15,7 +15,7 @@
         <w:pStyle w:val="Date"/>
       </w:pPr>
       <w:r>
-        <w:t xml:space="preserve">Last modified: 2026-10-16 02:56:58 (PDT)</w:t>
+        <w:t xml:space="preserve">Last modified: 2026-10-16 03:13:33 (PDT)</w:t>
       </w:r>
     </w:p>
     <w:p>

--- a/chapters/writing-to-think.docx
+++ b/chapters/writing-to-think.docx
@@ -15,7 +15,7 @@
         <w:pStyle w:val="Date"/>
       </w:pPr>
       <w:r>
-        <w:t xml:space="preserve">Last modified: 2026-10-16 03:13:33 (PDT)</w:t>
+        <w:t xml:space="preserve">Last modified: 2026-10-16 03:18:47 (PDT)</w:t>
       </w:r>
     </w:p>
     <w:p>

--- a/chapters/writing-to-think.docx
+++ b/chapters/writing-to-think.docx
@@ -15,7 +15,7 @@
         <w:pStyle w:val="Date"/>
       </w:pPr>
       <w:r>
-        <w:t xml:space="preserve">Last modified: 2026-10-16 03:18:47 (PDT)</w:t>
+        <w:t xml:space="preserve">Last modified: 2026-10-16 03:24:22 (PDT)</w:t>
       </w:r>
     </w:p>
     <w:p>

--- a/chapters/writing-to-think.docx
+++ b/chapters/writing-to-think.docx
@@ -15,7 +15,7 @@
         <w:pStyle w:val="Date"/>
       </w:pPr>
       <w:r>
-        <w:t xml:space="preserve">Last modified: 2026-10-16 03:24:22 (PDT)</w:t>
+        <w:t xml:space="preserve">Last modified: 2026-10-16 03:37:27 (PDT)</w:t>
       </w:r>
     </w:p>
     <w:p>

--- a/chapters/writing-to-think.docx
+++ b/chapters/writing-to-think.docx
@@ -15,7 +15,7 @@
         <w:pStyle w:val="Date"/>
       </w:pPr>
       <w:r>
-        <w:t xml:space="preserve">Last modified: 2026-10-16 03:37:27 (PDT)</w:t>
+        <w:t xml:space="preserve">Last modified: 2026-10-16 03:42:31 (PDT)</w:t>
       </w:r>
     </w:p>
     <w:p>

--- a/chapters/writing-to-think.docx
+++ b/chapters/writing-to-think.docx
@@ -15,7 +15,7 @@
         <w:pStyle w:val="Date"/>
       </w:pPr>
       <w:r>
-        <w:t xml:space="preserve">Last modified: 2026-10-16 03:42:31 (PDT)</w:t>
+        <w:t xml:space="preserve">Last modified: 2026-10-16 04:14:45 (PDT)</w:t>
       </w:r>
     </w:p>
     <w:p>

--- a/chapters/writing-to-think.docx
+++ b/chapters/writing-to-think.docx
@@ -15,7 +15,7 @@
         <w:pStyle w:val="Date"/>
       </w:pPr>
       <w:r>
-        <w:t xml:space="preserve">Last modified: 2026-10-16 04:14:45 (PDT)</w:t>
+        <w:t xml:space="preserve">Last modified: 2026-10-16 04:25:52 (PDT)</w:t>
       </w:r>
     </w:p>
     <w:p>

--- a/chapters/writing-to-think.docx
+++ b/chapters/writing-to-think.docx
@@ -15,7 +15,7 @@
         <w:pStyle w:val="Date"/>
       </w:pPr>
       <w:r>
-        <w:t xml:space="preserve">Last modified: 2026-10-16 04:25:52 (PDT)</w:t>
+        <w:t xml:space="preserve">Last modified: 2026-10-16 04:37:11 (PDT)</w:t>
       </w:r>
     </w:p>
     <w:p>

--- a/chapters/writing-to-think.docx
+++ b/chapters/writing-to-think.docx
@@ -15,7 +15,7 @@
         <w:pStyle w:val="Date"/>
       </w:pPr>
       <w:r>
-        <w:t xml:space="preserve">Last modified: 2026-10-16 04:37:11 (PDT)</w:t>
+        <w:t xml:space="preserve">Last modified: 2026-10-16 04:52:23 (PDT)</w:t>
       </w:r>
     </w:p>
     <w:p>

--- a/chapters/writing-to-think.docx
+++ b/chapters/writing-to-think.docx
@@ -15,7 +15,7 @@
         <w:pStyle w:val="Date"/>
       </w:pPr>
       <w:r>
-        <w:t xml:space="preserve">Last modified: 2026-10-16 04:52:23 (PDT)</w:t>
+        <w:t xml:space="preserve">Last modified: 2026-10-16 04:57:30 (PDT)</w:t>
       </w:r>
     </w:p>
     <w:p>

--- a/chapters/writing-to-think.docx
+++ b/chapters/writing-to-think.docx
@@ -15,7 +15,7 @@
         <w:pStyle w:val="Date"/>
       </w:pPr>
       <w:r>
-        <w:t xml:space="preserve">Last modified: 2026-10-16 04:57:30 (PDT)</w:t>
+        <w:t xml:space="preserve">Last modified: 2026-10-16 05:04:39 (PDT)</w:t>
       </w:r>
     </w:p>
     <w:p>

--- a/chapters/writing-to-think.docx
+++ b/chapters/writing-to-think.docx
@@ -15,7 +15,7 @@
         <w:pStyle w:val="Date"/>
       </w:pPr>
       <w:r>
-        <w:t xml:space="preserve">Last modified: 2026-10-16 05:04:39 (PDT)</w:t>
+        <w:t xml:space="preserve">Last modified: 2026-10-16 05:10:12 (PDT)</w:t>
       </w:r>
     </w:p>
     <w:p>

--- a/chapters/writing-to-think.docx
+++ b/chapters/writing-to-think.docx
@@ -15,7 +15,7 @@
         <w:pStyle w:val="Date"/>
       </w:pPr>
       <w:r>
-        <w:t xml:space="preserve">Last modified: 2026-10-16 05:10:12 (PDT)</w:t>
+        <w:t xml:space="preserve">Last modified: 2026-10-16 09:59:07 (PDT)</w:t>
       </w:r>
     </w:p>
     <w:p>

--- a/chapters/writing-to-think.docx
+++ b/chapters/writing-to-think.docx
@@ -15,7 +15,7 @@
         <w:pStyle w:val="Date"/>
       </w:pPr>
       <w:r>
-        <w:t xml:space="preserve">Last modified: 2026-10-16 09:59:07 (PDT)</w:t>
+        <w:t xml:space="preserve">Last modified: 2026-10-16 10:07:11 (PDT)</w:t>
       </w:r>
     </w:p>
     <w:p>
@@ -29,19 +29,27 @@
         <w:t xml:space="preserve"> </w:t>
       </w:r>
       <w:r>
-        <w:t xml:space="preserve">This chapter builds on the UCD-SERG Lab Manual’s section on the topic</w:t>
+        <w:t xml:space="preserve">For further reading, see the section</w:t>
       </w:r>
       <w:r>
         <w:t xml:space="preserve"> </w:t>
       </w:r>
-      <w:r>
-        <w:t xml:space="preserve">(UCD-SERG, n.d.)</w:t>
-      </w:r>
-      <w:r>
-        <w:t xml:space="preserve">.</w:t>
-      </w:r>
-    </w:p>
-    <w:bookmarkStart w:id="9" w:name="write-the-question-down-first"/>
+      <w:hyperlink r:id="rId9">
+        <w:r>
+          <w:rPr>
+            <w:rStyle w:val="Hyperlink"/>
+          </w:rPr>
+          <w:t xml:space="preserve">Writing to clarify your thinking</w:t>
+        </w:r>
+      </w:hyperlink>
+      <w:r>
+        <w:t xml:space="preserve"> </w:t>
+      </w:r>
+      <w:r>
+        <w:t xml:space="preserve">in the UCD-SERG lab manual.</w:t>
+      </w:r>
+    </w:p>
+    <w:bookmarkStart w:id="10" w:name="write-the-question-down-first"/>
     <w:p>
       <w:pPr>
         <w:pStyle w:val="Heading2"/>
@@ -141,8 +149,8 @@
         <w:t xml:space="preserve">you probably do not understand it yet.</w:t>
       </w:r>
     </w:p>
-    <w:bookmarkEnd w:id="9"/>
-    <w:bookmarkStart w:id="10" w:name="send-a-written-question"/>
+    <w:bookmarkEnd w:id="10"/>
+    <w:bookmarkStart w:id="11" w:name="send-a-written-question"/>
     <w:p>
       <w:pPr>
         <w:pStyle w:val="Heading2"/>
@@ -235,8 +243,8 @@
         <w:t xml:space="preserve">When the question stays open, the reader has what they need to answer it.</w:t>
       </w:r>
     </w:p>
-    <w:bookmarkEnd w:id="10"/>
-    <w:bookmarkStart w:id="16" w:name="keep-writing-as-the-work-grows"/>
+    <w:bookmarkEnd w:id="11"/>
+    <w:bookmarkStart w:id="15" w:name="keep-writing-as-the-work-grows"/>
     <w:p>
       <w:pPr>
         <w:pStyle w:val="Heading2"/>
@@ -309,8 +317,8 @@
         <w:t xml:space="preserve">and those parts are where you need to think more.</w:t>
       </w:r>
     </w:p>
-    <w:bookmarkStart w:id="15" w:name="refs"/>
-    <w:bookmarkStart w:id="12" w:name="ref-lamport2019think"/>
+    <w:bookmarkStart w:id="14" w:name="refs"/>
+    <w:bookmarkStart w:id="13" w:name="ref-lamport2019think"/>
     <w:p>
       <w:pPr>
         <w:pStyle w:val="Bibliography"/>
@@ -348,7 +356,7 @@
       <w:r>
         <w:t xml:space="preserve"> </w:t>
       </w:r>
-      <w:hyperlink r:id="rId11">
+      <w:hyperlink r:id="rId12">
         <w:r>
           <w:rPr>
             <w:rStyle w:val="Hyperlink"/>
@@ -360,60 +368,9 @@
         <w:t xml:space="preserve">.</w:t>
       </w:r>
     </w:p>
-    <w:bookmarkEnd w:id="12"/>
-    <w:bookmarkStart w:id="14" w:name="ref-ucdserglabmanual"/>
-    <w:p>
-      <w:pPr>
-        <w:pStyle w:val="Bibliography"/>
-      </w:pPr>
-      <w:r>
-        <w:t xml:space="preserve">UCD-SERG. n.d.</w:t>
-      </w:r>
-      <w:r>
-        <w:t xml:space="preserve"> </w:t>
-      </w:r>
-      <w:r>
-        <w:rPr>
-          <w:i/>
-          <w:iCs/>
-        </w:rPr>
-        <w:t xml:space="preserve">Lab Manual, Section</w:t>
-      </w:r>
-      <w:r>
-        <w:rPr>
-          <w:i/>
-          <w:iCs/>
-        </w:rPr>
-        <w:t xml:space="preserve"> </w:t>
-      </w:r>
-      <w:r>
-        <w:rPr>
-          <w:i/>
-          <w:iCs/>
-        </w:rPr>
-        <w:t xml:space="preserve">“Writing to Clarify Your Thinking”</w:t>
-      </w:r>
-      <w:r>
-        <w:t xml:space="preserve">. Online manual, University of California, Davis, Seroepidemiology Research Group. Accessed October 16, 2026.</w:t>
-      </w:r>
-      <w:r>
-        <w:t xml:space="preserve"> </w:t>
-      </w:r>
-      <w:hyperlink r:id="rId13">
-        <w:r>
-          <w:rPr>
-            <w:rStyle w:val="Hyperlink"/>
-          </w:rPr>
-          <w:t xml:space="preserve">https://ucd-serg.github.io/lab-manual/writing.html#writing-to-clarify-your-thinking</w:t>
-        </w:r>
-      </w:hyperlink>
-      <w:r>
-        <w:t xml:space="preserve">.</w:t>
-      </w:r>
-    </w:p>
+    <w:bookmarkEnd w:id="13"/>
     <w:bookmarkEnd w:id="14"/>
     <w:bookmarkEnd w:id="15"/>
-    <w:bookmarkEnd w:id="16"/>
     <w:sectPr>
       <w:footnotePr>
         <w:numRestart w:val="eachSect"/>

--- a/chapters/writing-to-think.docx
+++ b/chapters/writing-to-think.docx
@@ -15,7 +15,7 @@
         <w:pStyle w:val="Date"/>
       </w:pPr>
       <w:r>
-        <w:t xml:space="preserve">Last modified: 2026-10-16 10:07:11 (PDT)</w:t>
+        <w:t xml:space="preserve">Last modified: 2026-10-16 10:12:22 (PDT)</w:t>
       </w:r>
     </w:p>
     <w:p>

--- a/chapters/writing-to-think.docx
+++ b/chapters/writing-to-think.docx
@@ -15,7 +15,7 @@
         <w:pStyle w:val="Date"/>
       </w:pPr>
       <w:r>
-        <w:t xml:space="preserve">Last modified: 2026-10-16 10:12:22 (PDT)</w:t>
+        <w:t xml:space="preserve">Last modified: 2026-10-16 10:17:24 (PDT)</w:t>
       </w:r>
     </w:p>
     <w:p>

--- a/chapters/writing-to-think.docx
+++ b/chapters/writing-to-think.docx
@@ -15,7 +15,7 @@
         <w:pStyle w:val="Date"/>
       </w:pPr>
       <w:r>
-        <w:t xml:space="preserve">Last modified: 2026-10-16 10:17:24 (PDT)</w:t>
+        <w:t xml:space="preserve">Last modified: 2026-10-16 10:23:00 (PDT)</w:t>
       </w:r>
     </w:p>
     <w:p>

--- a/chapters/writing-to-think.docx
+++ b/chapters/writing-to-think.docx
@@ -15,7 +15,7 @@
         <w:pStyle w:val="Date"/>
       </w:pPr>
       <w:r>
-        <w:t xml:space="preserve">Last modified: 2026-10-16 10:23:00 (PDT)</w:t>
+        <w:t xml:space="preserve">Last modified: 2026-10-16 10:30:48 (PDT)</w:t>
       </w:r>
     </w:p>
     <w:p>

--- a/chapters/writing-to-think.docx
+++ b/chapters/writing-to-think.docx
@@ -15,7 +15,7 @@
         <w:pStyle w:val="Date"/>
       </w:pPr>
       <w:r>
-        <w:t xml:space="preserve">Last modified: 2026-10-16 10:30:48 (PDT)</w:t>
+        <w:t xml:space="preserve">Last modified: 2026-10-16 10:35:43 (PDT)</w:t>
       </w:r>
     </w:p>
     <w:p>

--- a/chapters/writing-to-think.docx
+++ b/chapters/writing-to-think.docx
@@ -15,7 +15,7 @@
         <w:pStyle w:val="Date"/>
       </w:pPr>
       <w:r>
-        <w:t xml:space="preserve">Last modified: 2026-10-16 10:35:43 (PDT)</w:t>
+        <w:t xml:space="preserve">Last modified: 2026-10-16 10:41:10 (PDT)</w:t>
       </w:r>
     </w:p>
     <w:p>

--- a/chapters/writing-to-think.docx
+++ b/chapters/writing-to-think.docx
@@ -15,7 +15,7 @@
         <w:pStyle w:val="Date"/>
       </w:pPr>
       <w:r>
-        <w:t xml:space="preserve">Last modified: 2026-10-16 10:41:10 (PDT)</w:t>
+        <w:t xml:space="preserve">Last modified: 2026-10-16 16:33:26 (PDT)</w:t>
       </w:r>
     </w:p>
     <w:p>

--- a/chapters/writing-to-think.docx
+++ b/chapters/writing-to-think.docx
@@ -15,7 +15,7 @@
         <w:pStyle w:val="Date"/>
       </w:pPr>
       <w:r>
-        <w:t xml:space="preserve">Last modified: 2026-10-16 16:33:26 (PDT)</w:t>
+        <w:t xml:space="preserve">Last modified: 2026-10-16 16:41:57 (PDT)</w:t>
       </w:r>
     </w:p>
     <w:p>

--- a/chapters/writing-to-think.docx
+++ b/chapters/writing-to-think.docx
@@ -15,7 +15,7 @@
         <w:pStyle w:val="Date"/>
       </w:pPr>
       <w:r>
-        <w:t xml:space="preserve">Last modified: 2026-10-16 16:41:57 (PDT)</w:t>
+        <w:t xml:space="preserve">Last modified: 2026-10-16 17:01:04 (PDT)</w:t>
       </w:r>
     </w:p>
     <w:p>

--- a/chapters/writing-to-think.docx
+++ b/chapters/writing-to-think.docx
@@ -15,7 +15,7 @@
         <w:pStyle w:val="Date"/>
       </w:pPr>
       <w:r>
-        <w:t xml:space="preserve">Last modified: 2026-10-16 17:01:04 (PDT)</w:t>
+        <w:t xml:space="preserve">Last modified: 2026-10-16 18:54:21 (PDT)</w:t>
       </w:r>
     </w:p>
     <w:p>

--- a/chapters/writing-to-think.docx
+++ b/chapters/writing-to-think.docx
@@ -15,7 +15,7 @@
         <w:pStyle w:val="Date"/>
       </w:pPr>
       <w:r>
-        <w:t xml:space="preserve">Last modified: 2026-10-16 18:54:21 (PDT)</w:t>
+        <w:t xml:space="preserve">Last modified: 2026-10-16 18:58:42 (PDT)</w:t>
       </w:r>
     </w:p>
     <w:p>

--- a/chapters/writing-to-think.docx
+++ b/chapters/writing-to-think.docx
@@ -15,7 +15,7 @@
         <w:pStyle w:val="Date"/>
       </w:pPr>
       <w:r>
-        <w:t xml:space="preserve">Last modified: 2026-10-16 18:58:42 (PDT)</w:t>
+        <w:t xml:space="preserve">Last modified: 2026-10-16 22:47:07 (PDT)</w:t>
       </w:r>
     </w:p>
     <w:p>

--- a/chapters/writing-to-think.docx
+++ b/chapters/writing-to-think.docx
@@ -15,7 +15,7 @@
         <w:pStyle w:val="Date"/>
       </w:pPr>
       <w:r>
-        <w:t xml:space="preserve">Last modified: 2026-10-16 22:47:07 (PDT)</w:t>
+        <w:t xml:space="preserve">Last modified: 2026-10-17 00:34:59 (PDT)</w:t>
       </w:r>
     </w:p>
     <w:p>

--- a/chapters/writing-to-think.docx
+++ b/chapters/writing-to-think.docx
@@ -15,7 +15,7 @@
         <w:pStyle w:val="Date"/>
       </w:pPr>
       <w:r>
-        <w:t xml:space="preserve">Last modified: 2026-10-17 00:34:59 (PDT)</w:t>
+        <w:t xml:space="preserve">Last modified: 2026-10-17 01:12:37 (PDT)</w:t>
       </w:r>
     </w:p>
     <w:p>

--- a/chapters/writing-to-think.docx
+++ b/chapters/writing-to-think.docx
@@ -15,7 +15,7 @@
         <w:pStyle w:val="Date"/>
       </w:pPr>
       <w:r>
-        <w:t xml:space="preserve">Last modified: 2026-10-17 01:12:37 (PDT)</w:t>
+        <w:t xml:space="preserve">Last modified: 2026-10-17 02:03:16 (PDT)</w:t>
       </w:r>
     </w:p>
     <w:p>

--- a/chapters/writing-to-think.docx
+++ b/chapters/writing-to-think.docx
@@ -15,7 +15,7 @@
         <w:pStyle w:val="Date"/>
       </w:pPr>
       <w:r>
-        <w:t xml:space="preserve">Last modified: 2026-10-17 02:03:16 (PDT)</w:t>
+        <w:t xml:space="preserve">Last modified: 2026-10-17 02:10:28 (PDT)</w:t>
       </w:r>
     </w:p>
     <w:p>

--- a/chapters/writing-to-think.docx
+++ b/chapters/writing-to-think.docx
@@ -15,7 +15,7 @@
         <w:pStyle w:val="Date"/>
       </w:pPr>
       <w:r>
-        <w:t xml:space="preserve">Last modified: 2026-10-17 02:10:28 (PDT)</w:t>
+        <w:t xml:space="preserve">Last modified: 2026-10-17 02:34:34 (PDT)</w:t>
       </w:r>
     </w:p>
     <w:p>

--- a/chapters/writing-to-think.docx
+++ b/chapters/writing-to-think.docx
@@ -15,7 +15,7 @@
         <w:pStyle w:val="Date"/>
       </w:pPr>
       <w:r>
-        <w:t xml:space="preserve">Last modified: 2026-10-17 02:34:34 (PDT)</w:t>
+        <w:t xml:space="preserve">Last modified: 2026-10-17 02:39:13 (PDT)</w:t>
       </w:r>
     </w:p>
     <w:p>

--- a/chapters/writing-to-think.docx
+++ b/chapters/writing-to-think.docx
@@ -15,7 +15,7 @@
         <w:pStyle w:val="Date"/>
       </w:pPr>
       <w:r>
-        <w:t xml:space="preserve">Last modified: 2026-10-17 02:39:13 (PDT)</w:t>
+        <w:t xml:space="preserve">Last modified: 2026-10-17 02:49:55 (PDT)</w:t>
       </w:r>
     </w:p>
     <w:p>

--- a/chapters/writing-to-think.docx
+++ b/chapters/writing-to-think.docx
@@ -15,7 +15,7 @@
         <w:pStyle w:val="Date"/>
       </w:pPr>
       <w:r>
-        <w:t xml:space="preserve">Last modified: 2026-10-17 02:49:55 (PDT)</w:t>
+        <w:t xml:space="preserve">Last modified: 2026-10-17 03:00:38 (PDT)</w:t>
       </w:r>
     </w:p>
     <w:p>

--- a/chapters/writing-to-think.docx
+++ b/chapters/writing-to-think.docx
@@ -15,7 +15,7 @@
         <w:pStyle w:val="Date"/>
       </w:pPr>
       <w:r>
-        <w:t xml:space="preserve">Last modified: 2026-10-17 03:00:38 (PDT)</w:t>
+        <w:t xml:space="preserve">Last modified: 2026-10-17 16:26:16 (PDT)</w:t>
       </w:r>
     </w:p>
     <w:p>

--- a/chapters/writing-to-think.docx
+++ b/chapters/writing-to-think.docx
@@ -15,7 +15,7 @@
         <w:pStyle w:val="Date"/>
       </w:pPr>
       <w:r>
-        <w:t xml:space="preserve">Last modified: 2026-10-17 16:26:16 (PDT)</w:t>
+        <w:t xml:space="preserve">Last modified: 2026-10-18 11:25:03 (PDT)</w:t>
       </w:r>
     </w:p>
     <w:p>

--- a/chapters/writing-to-think.docx
+++ b/chapters/writing-to-think.docx
@@ -15,7 +15,7 @@
         <w:pStyle w:val="Date"/>
       </w:pPr>
       <w:r>
-        <w:t xml:space="preserve">Last modified: 2026-10-18 11:25:03 (PDT)</w:t>
+        <w:t xml:space="preserve">Last modified: 2026-10-18 11:31:22 (PDT)</w:t>
       </w:r>
     </w:p>
     <w:p>

--- a/chapters/writing-to-think.docx
+++ b/chapters/writing-to-think.docx
@@ -15,7 +15,7 @@
         <w:pStyle w:val="Date"/>
       </w:pPr>
       <w:r>
-        <w:t xml:space="preserve">Last modified: 2026-10-18 11:31:22 (PDT)</w:t>
+        <w:t xml:space="preserve">Last modified: 2026-10-18 13:18:24 (PDT)</w:t>
       </w:r>
     </w:p>
     <w:p>

--- a/chapters/writing-to-think.docx
+++ b/chapters/writing-to-think.docx
@@ -15,7 +15,7 @@
         <w:pStyle w:val="Date"/>
       </w:pPr>
       <w:r>
-        <w:t xml:space="preserve">Last modified: 2026-10-18 13:18:24 (PDT)</w:t>
+        <w:t xml:space="preserve">Last modified: 2026-10-18 13:23:31 (PDT)</w:t>
       </w:r>
     </w:p>
     <w:p>

--- a/chapters/writing-to-think.docx
+++ b/chapters/writing-to-think.docx
@@ -15,7 +15,7 @@
         <w:pStyle w:val="Date"/>
       </w:pPr>
       <w:r>
-        <w:t xml:space="preserve">Last modified: 2026-10-18 13:23:31 (PDT)</w:t>
+        <w:t xml:space="preserve">Last modified: 2026-10-18 14:45:14 (PDT)</w:t>
       </w:r>
     </w:p>
     <w:p>

--- a/chapters/writing-to-think.docx
+++ b/chapters/writing-to-think.docx
@@ -15,7 +15,7 @@
         <w:pStyle w:val="Date"/>
       </w:pPr>
       <w:r>
-        <w:t xml:space="preserve">Last modified: 2026-10-18 14:45:14 (PDT)</w:t>
+        <w:t xml:space="preserve">Last modified: 2026-10-18 23:00:30 (PDT)</w:t>
       </w:r>
     </w:p>
     <w:p>

--- a/chapters/writing-to-think.docx
+++ b/chapters/writing-to-think.docx
@@ -15,7 +15,7 @@
         <w:pStyle w:val="Date"/>
       </w:pPr>
       <w:r>
-        <w:t xml:space="preserve">Last modified: 2026-10-18 23:00:30 (PDT)</w:t>
+        <w:t xml:space="preserve">Last modified: 2026-10-18 23:56:20 (PDT)</w:t>
       </w:r>
     </w:p>
     <w:p>

--- a/chapters/writing-to-think.docx
+++ b/chapters/writing-to-think.docx
@@ -15,7 +15,7 @@
         <w:pStyle w:val="Date"/>
       </w:pPr>
       <w:r>
-        <w:t xml:space="preserve">Last modified: 2026-10-18 23:56:20 (PDT)</w:t>
+        <w:t xml:space="preserve">Last modified: 2026-10-19 00:03:25 (PDT)</w:t>
       </w:r>
     </w:p>
     <w:p>

--- a/chapters/writing-to-think.docx
+++ b/chapters/writing-to-think.docx
@@ -15,7 +15,7 @@
         <w:pStyle w:val="Date"/>
       </w:pPr>
       <w:r>
-        <w:t xml:space="preserve">Last modified: 2026-10-19 00:03:25 (PDT)</w:t>
+        <w:t xml:space="preserve">Last modified: 2026-10-19 00:16:56 (PDT)</w:t>
       </w:r>
     </w:p>
     <w:p>

--- a/chapters/writing-to-think.docx
+++ b/chapters/writing-to-think.docx
@@ -15,7 +15,7 @@
         <w:pStyle w:val="Date"/>
       </w:pPr>
       <w:r>
-        <w:t xml:space="preserve">Last modified: 2026-10-19 00:16:56 (PDT)</w:t>
+        <w:t xml:space="preserve">Last modified: 2026-10-19 00:24:16 (PDT)</w:t>
       </w:r>
     </w:p>
     <w:p>

--- a/chapters/writing-to-think.docx
+++ b/chapters/writing-to-think.docx
@@ -15,7 +15,7 @@
         <w:pStyle w:val="Date"/>
       </w:pPr>
       <w:r>
-        <w:t xml:space="preserve">Last modified: 2026-10-19 00:24:16 (PDT)</w:t>
+        <w:t xml:space="preserve">Last modified: 2026-10-19 00:31:38 (PDT)</w:t>
       </w:r>
     </w:p>
     <w:p>

--- a/chapters/writing-to-think.docx
+++ b/chapters/writing-to-think.docx
@@ -15,7 +15,7 @@
         <w:pStyle w:val="Date"/>
       </w:pPr>
       <w:r>
-        <w:t xml:space="preserve">Last modified: 2026-10-19 00:31:38 (PDT)</w:t>
+        <w:t xml:space="preserve">Last modified: 2026-10-19 00:38:42 (PDT)</w:t>
       </w:r>
     </w:p>
     <w:p>

--- a/chapters/writing-to-think.docx
+++ b/chapters/writing-to-think.docx
@@ -15,7 +15,7 @@
         <w:pStyle w:val="Date"/>
       </w:pPr>
       <w:r>
-        <w:t xml:space="preserve">Last modified: 2026-10-19 00:38:42 (PDT)</w:t>
+        <w:t xml:space="preserve">Last modified: 2026-10-19 00:51:56 (PDT)</w:t>
       </w:r>
     </w:p>
     <w:p>

--- a/chapters/writing-to-think.docx
+++ b/chapters/writing-to-think.docx
@@ -15,7 +15,7 @@
         <w:pStyle w:val="Date"/>
       </w:pPr>
       <w:r>
-        <w:t xml:space="preserve">Last modified: 2026-10-19 00:51:56 (PDT)</w:t>
+        <w:t xml:space="preserve">Last modified: 2026-10-19 01:18:03 (PDT)</w:t>
       </w:r>
     </w:p>
     <w:p>

--- a/chapters/writing-to-think.docx
+++ b/chapters/writing-to-think.docx
@@ -15,7 +15,7 @@
         <w:pStyle w:val="Date"/>
       </w:pPr>
       <w:r>
-        <w:t xml:space="preserve">Last modified: 2026-10-19 01:18:03 (PDT)</w:t>
+        <w:t xml:space="preserve">Last modified: 2026-10-19 02:57:24 (PDT)</w:t>
       </w:r>
     </w:p>
     <w:p>

--- a/chapters/writing-to-think.docx
+++ b/chapters/writing-to-think.docx
@@ -15,7 +15,7 @@
         <w:pStyle w:val="Date"/>
       </w:pPr>
       <w:r>
-        <w:t xml:space="preserve">Last modified: 2026-10-19 02:57:24 (PDT)</w:t>
+        <w:t xml:space="preserve">Last modified: 2026-10-19 03:32:07 (PDT)</w:t>
       </w:r>
     </w:p>
     <w:p>

--- a/chapters/writing-to-think.docx
+++ b/chapters/writing-to-think.docx
@@ -15,7 +15,7 @@
         <w:pStyle w:val="Date"/>
       </w:pPr>
       <w:r>
-        <w:t xml:space="preserve">Last modified: 2026-10-19 03:32:07 (PDT)</w:t>
+        <w:t xml:space="preserve">Last modified: 2026-10-19 09:41:21 (PDT)</w:t>
       </w:r>
     </w:p>
     <w:p>

--- a/chapters/writing-to-think.docx
+++ b/chapters/writing-to-think.docx
@@ -15,7 +15,7 @@
         <w:pStyle w:val="Date"/>
       </w:pPr>
       <w:r>
-        <w:t xml:space="preserve">Last modified: 2026-10-19 09:41:21 (PDT)</w:t>
+        <w:t xml:space="preserve">Last modified: 2026-10-19 10:00:51 (PDT)</w:t>
       </w:r>
     </w:p>
     <w:p>

--- a/chapters/writing-to-think.docx
+++ b/chapters/writing-to-think.docx
@@ -15,7 +15,7 @@
         <w:pStyle w:val="Date"/>
       </w:pPr>
       <w:r>
-        <w:t xml:space="preserve">Last modified: 2026-10-19 10:00:51 (PDT)</w:t>
+        <w:t xml:space="preserve">Last modified: 2026-10-19 10:35:29 (PDT)</w:t>
       </w:r>
     </w:p>
     <w:p>

--- a/chapters/writing-to-think.docx
+++ b/chapters/writing-to-think.docx
@@ -15,7 +15,7 @@
         <w:pStyle w:val="Date"/>
       </w:pPr>
       <w:r>
-        <w:t xml:space="preserve">Last modified: 2026-10-19 10:35:29 (PDT)</w:t>
+        <w:t xml:space="preserve">Last modified: 2026-10-19 23:24:54 (PDT)</w:t>
       </w:r>
     </w:p>
     <w:p>

--- a/chapters/writing-to-think.docx
+++ b/chapters/writing-to-think.docx
@@ -15,7 +15,7 @@
         <w:pStyle w:val="Date"/>
       </w:pPr>
       <w:r>
-        <w:t xml:space="preserve">Last modified: 2026-10-19 23:24:54 (PDT)</w:t>
+        <w:t xml:space="preserve">Last modified: 2026-10-19 23:30:24 (PDT)</w:t>
       </w:r>
     </w:p>
     <w:p>

--- a/chapters/writing-to-think.docx
+++ b/chapters/writing-to-think.docx
@@ -15,7 +15,7 @@
         <w:pStyle w:val="Date"/>
       </w:pPr>
       <w:r>
-        <w:t xml:space="preserve">Last modified: 2026-10-19 23:30:24 (PDT)</w:t>
+        <w:t xml:space="preserve">Last modified: 2026-10-20 00:37:42 (PDT)</w:t>
       </w:r>
     </w:p>
     <w:p>

--- a/chapters/writing-to-think.docx
+++ b/chapters/writing-to-think.docx
@@ -15,7 +15,7 @@
         <w:pStyle w:val="Date"/>
       </w:pPr>
       <w:r>
-        <w:t xml:space="preserve">Last modified: 2026-10-20 00:37:42 (PDT)</w:t>
+        <w:t xml:space="preserve">Last modified: 2026-10-20 10:34:33 (PDT)</w:t>
       </w:r>
     </w:p>
     <w:p>

--- a/chapters/writing-to-think.docx
+++ b/chapters/writing-to-think.docx
@@ -15,7 +15,7 @@
         <w:pStyle w:val="Date"/>
       </w:pPr>
       <w:r>
-        <w:t xml:space="preserve">Last modified: 2026-10-20 10:34:33 (PDT)</w:t>
+        <w:t xml:space="preserve">Last modified: 2026-10-22 00:49:48 (PDT)</w:t>
       </w:r>
     </w:p>
     <w:p>

--- a/chapters/writing-to-think.docx
+++ b/chapters/writing-to-think.docx
@@ -15,7 +15,7 @@
         <w:pStyle w:val="Date"/>
       </w:pPr>
       <w:r>
-        <w:t xml:space="preserve">Last modified: 2026-10-22 00:49:48 (PDT)</w:t>
+        <w:t xml:space="preserve">Last modified: 2026-10-22 15:35:41 (PDT)</w:t>
       </w:r>
     </w:p>
     <w:p>

--- a/chapters/writing-to-think.docx
+++ b/chapters/writing-to-think.docx
@@ -15,7 +15,7 @@
         <w:pStyle w:val="Date"/>
       </w:pPr>
       <w:r>
-        <w:t xml:space="preserve">Last modified: 2026-10-22 15:35:41 (PDT)</w:t>
+        <w:t xml:space="preserve">Last modified: 2026-10-22 16:04:26 (PDT)</w:t>
       </w:r>
     </w:p>
     <w:p>

--- a/chapters/writing-to-think.docx
+++ b/chapters/writing-to-think.docx
@@ -15,7 +15,7 @@
         <w:pStyle w:val="Date"/>
       </w:pPr>
       <w:r>
-        <w:t xml:space="preserve">Last modified: 2026-10-22 16:04:26 (PDT)</w:t>
+        <w:t xml:space="preserve">Last modified: 2026-10-22 20:23:53 (PDT)</w:t>
       </w:r>
     </w:p>
     <w:p>

--- a/chapters/writing-to-think.docx
+++ b/chapters/writing-to-think.docx
@@ -15,7 +15,7 @@
         <w:pStyle w:val="Date"/>
       </w:pPr>
       <w:r>
-        <w:t xml:space="preserve">Last modified: 2026-10-22 20:23:53 (PDT)</w:t>
+        <w:t xml:space="preserve">Last modified: 2026-10-23 00:08:24 (PDT)</w:t>
       </w:r>
     </w:p>
     <w:p>

--- a/chapters/writing-to-think.docx
+++ b/chapters/writing-to-think.docx
@@ -15,7 +15,7 @@
         <w:pStyle w:val="Date"/>
       </w:pPr>
       <w:r>
-        <w:t xml:space="preserve">Last modified: 2026-10-23 00:08:24 (PDT)</w:t>
+        <w:t xml:space="preserve">Last modified: 2026-10-23 00:13:07 (PDT)</w:t>
       </w:r>
     </w:p>
     <w:p>

--- a/chapters/writing-to-think.docx
+++ b/chapters/writing-to-think.docx
@@ -15,7 +15,7 @@
         <w:pStyle w:val="Date"/>
       </w:pPr>
       <w:r>
-        <w:t xml:space="preserve">Last modified: 2026-10-23 00:13:07 (PDT)</w:t>
+        <w:t xml:space="preserve">Last modified: 2026-10-23 11:24:10 (PDT)</w:t>
       </w:r>
     </w:p>
     <w:p>

--- a/chapters/writing-to-think.docx
+++ b/chapters/writing-to-think.docx
@@ -15,7 +15,7 @@
         <w:pStyle w:val="Date"/>
       </w:pPr>
       <w:r>
-        <w:t xml:space="preserve">Last modified: 2026-10-23 11:24:10 (PDT)</w:t>
+        <w:t xml:space="preserve">Last modified: 2026-10-23 13:27:37 (PDT)</w:t>
       </w:r>
     </w:p>
     <w:p>

--- a/chapters/writing-to-think.docx
+++ b/chapters/writing-to-think.docx
@@ -15,7 +15,7 @@
         <w:pStyle w:val="Date"/>
       </w:pPr>
       <w:r>
-        <w:t xml:space="preserve">Last modified: 2026-10-23 13:27:37 (PDT)</w:t>
+        <w:t xml:space="preserve">Last modified: 2026-10-23 16:19:37 (PDT)</w:t>
       </w:r>
     </w:p>
     <w:p>

--- a/chapters/writing-to-think.docx
+++ b/chapters/writing-to-think.docx
@@ -15,7 +15,7 @@
         <w:pStyle w:val="Date"/>
       </w:pPr>
       <w:r>
-        <w:t xml:space="preserve">Last modified: 2026-10-23 16:19:37 (PDT)</w:t>
+        <w:t xml:space="preserve">Last modified: 2026-10-23 16:25:18 (PDT)</w:t>
       </w:r>
     </w:p>
     <w:p>

--- a/chapters/writing-to-think.docx
+++ b/chapters/writing-to-think.docx
@@ -15,7 +15,7 @@
         <w:pStyle w:val="Date"/>
       </w:pPr>
       <w:r>
-        <w:t xml:space="preserve">Last modified: 2026-10-23 16:25:18 (PDT)</w:t>
+        <w:t xml:space="preserve">Last modified: 2026-10-23 23:02:19 (PDT)</w:t>
       </w:r>
     </w:p>
     <w:p>

--- a/chapters/writing-to-think.docx
+++ b/chapters/writing-to-think.docx
@@ -15,7 +15,7 @@
         <w:pStyle w:val="Date"/>
       </w:pPr>
       <w:r>
-        <w:t xml:space="preserve">Last modified: 2026-10-23 23:02:19 (PDT)</w:t>
+        <w:t xml:space="preserve">Last modified: 2026-10-24 17:51:57 (PDT)</w:t>
       </w:r>
     </w:p>
     <w:p>

--- a/chapters/writing-to-think.docx
+++ b/chapters/writing-to-think.docx
@@ -15,7 +15,7 @@
         <w:pStyle w:val="Date"/>
       </w:pPr>
       <w:r>
-        <w:t xml:space="preserve">Last modified: 2026-10-24 17:51:57 (PDT)</w:t>
+        <w:t xml:space="preserve">Last modified: 2026-10-24 21:51:54 (PDT)</w:t>
       </w:r>
     </w:p>
     <w:p>

--- a/chapters/writing-to-think.docx
+++ b/chapters/writing-to-think.docx
@@ -15,7 +15,7 @@
         <w:pStyle w:val="Date"/>
       </w:pPr>
       <w:r>
-        <w:t xml:space="preserve">Last modified: 2026-10-24 21:51:54 (PDT)</w:t>
+        <w:t xml:space="preserve">Last modified: 2026-10-25 19:24:30 (PDT)</w:t>
       </w:r>
     </w:p>
     <w:p>

--- a/chapters/writing-to-think.docx
+++ b/chapters/writing-to-think.docx
@@ -15,7 +15,7 @@
         <w:pStyle w:val="Date"/>
       </w:pPr>
       <w:r>
-        <w:t xml:space="preserve">Last modified: 2026-10-25 19:24:30 (PDT)</w:t>
+        <w:t xml:space="preserve">Last modified: 2026-10-25 19:43:06 (PDT)</w:t>
       </w:r>
     </w:p>
     <w:p>

--- a/chapters/writing-to-think.docx
+++ b/chapters/writing-to-think.docx
@@ -15,7 +15,7 @@
         <w:pStyle w:val="Date"/>
       </w:pPr>
       <w:r>
-        <w:t xml:space="preserve">Last modified: 2026-10-25 19:43:06 (PDT)</w:t>
+        <w:t xml:space="preserve">Last modified: 2026-10-25 19:48:50 (PDT)</w:t>
       </w:r>
     </w:p>
     <w:p>

--- a/chapters/writing-to-think.docx
+++ b/chapters/writing-to-think.docx
@@ -15,7 +15,7 @@
         <w:pStyle w:val="Date"/>
       </w:pPr>
       <w:r>
-        <w:t xml:space="preserve">Last modified: 2026-10-25 19:48:50 (PDT)</w:t>
+        <w:t xml:space="preserve">Last modified: 2026-10-26 00:55:25 (PDT)</w:t>
       </w:r>
     </w:p>
     <w:p>

--- a/chapters/writing-to-think.docx
+++ b/chapters/writing-to-think.docx
@@ -15,7 +15,7 @@
         <w:pStyle w:val="Date"/>
       </w:pPr>
       <w:r>
-        <w:t xml:space="preserve">Last modified: 2026-10-26 00:55:25 (PDT)</w:t>
+        <w:t xml:space="preserve">Last modified: 2026-10-26 01:27:11 (PDT)</w:t>
       </w:r>
     </w:p>
     <w:p>

--- a/chapters/writing-to-think.docx
+++ b/chapters/writing-to-think.docx
@@ -15,7 +15,7 @@
         <w:pStyle w:val="Date"/>
       </w:pPr>
       <w:r>
-        <w:t xml:space="preserve">Last modified: 2026-10-26 01:27:11 (PDT)</w:t>
+        <w:t xml:space="preserve">Last modified: 2026-10-26 01:33:48 (PDT)</w:t>
       </w:r>
     </w:p>
     <w:p>

--- a/chapters/writing-to-think.docx
+++ b/chapters/writing-to-think.docx
@@ -15,7 +15,7 @@
         <w:pStyle w:val="Date"/>
       </w:pPr>
       <w:r>
-        <w:t xml:space="preserve">Last modified: 2026-10-26 01:33:48 (PDT)</w:t>
+        <w:t xml:space="preserve">Last modified: 2026-10-26 01:48:18 (PDT)</w:t>
       </w:r>
     </w:p>
     <w:p>

--- a/chapters/writing-to-think.docx
+++ b/chapters/writing-to-think.docx
@@ -15,7 +15,7 @@
         <w:pStyle w:val="Date"/>
       </w:pPr>
       <w:r>
-        <w:t xml:space="preserve">Last modified: 2026-10-26 01:48:18 (PDT)</w:t>
+        <w:t xml:space="preserve">Last modified: 2026-10-26 02:03:35 (PDT)</w:t>
       </w:r>
     </w:p>
     <w:p>

--- a/chapters/writing-to-think.docx
+++ b/chapters/writing-to-think.docx
@@ -15,7 +15,7 @@
         <w:pStyle w:val="Date"/>
       </w:pPr>
       <w:r>
-        <w:t xml:space="preserve">Last modified: 2026-10-26 02:03:35 (PDT)</w:t>
+        <w:t xml:space="preserve">Last modified: 2026-10-26 02:09:13 (PDT)</w:t>
       </w:r>
     </w:p>
     <w:p>

--- a/chapters/writing-to-think.docx
+++ b/chapters/writing-to-think.docx
@@ -15,7 +15,7 @@
         <w:pStyle w:val="Date"/>
       </w:pPr>
       <w:r>
-        <w:t xml:space="preserve">Last modified: 2026-10-26 02:09:13 (PDT)</w:t>
+        <w:t xml:space="preserve">Last modified: 2026-10-26 09:06:18 (PDT)</w:t>
       </w:r>
     </w:p>
     <w:p>

--- a/chapters/writing-to-think.docx
+++ b/chapters/writing-to-think.docx
@@ -15,7 +15,7 @@
         <w:pStyle w:val="Date"/>
       </w:pPr>
       <w:r>
-        <w:t xml:space="preserve">Last modified: 2026-10-26 09:06:18 (PDT)</w:t>
+        <w:t xml:space="preserve">Last modified: 2026-10-26 10:30:09 (PDT)</w:t>
       </w:r>
     </w:p>
     <w:p>

--- a/chapters/writing-to-think.docx
+++ b/chapters/writing-to-think.docx
@@ -15,7 +15,7 @@
         <w:pStyle w:val="Date"/>
       </w:pPr>
       <w:r>
-        <w:t xml:space="preserve">Last modified: 2026-10-26 10:30:09 (PDT)</w:t>
+        <w:t xml:space="preserve">Last modified: 2026-10-26 10:59:23 (PDT)</w:t>
       </w:r>
     </w:p>
     <w:p>

--- a/chapters/writing-to-think.docx
+++ b/chapters/writing-to-think.docx
@@ -15,7 +15,7 @@
         <w:pStyle w:val="Date"/>
       </w:pPr>
       <w:r>
-        <w:t xml:space="preserve">Last modified: 2026-10-26 10:59:23 (PDT)</w:t>
+        <w:t xml:space="preserve">Last modified: 2026-10-26 13:08:28 (PDT)</w:t>
       </w:r>
     </w:p>
     <w:p>

--- a/chapters/writing-to-think.docx
+++ b/chapters/writing-to-think.docx
@@ -15,7 +15,7 @@
         <w:pStyle w:val="Date"/>
       </w:pPr>
       <w:r>
-        <w:t xml:space="preserve">Last modified: 2026-10-26 13:08:28 (PDT)</w:t>
+        <w:t xml:space="preserve">Last modified: 2026-10-26 13:43:45 (PDT)</w:t>
       </w:r>
     </w:p>
     <w:p>

--- a/chapters/writing-to-think.docx
+++ b/chapters/writing-to-think.docx
@@ -15,7 +15,7 @@
         <w:pStyle w:val="Date"/>
       </w:pPr>
       <w:r>
-        <w:t xml:space="preserve">Last modified: 2026-10-26 13:43:45 (PDT)</w:t>
+        <w:t xml:space="preserve">Last modified: 2026-10-26 14:13:25 (PDT)</w:t>
       </w:r>
     </w:p>
     <w:p>

--- a/chapters/writing-to-think.docx
+++ b/chapters/writing-to-think.docx
@@ -15,7 +15,7 @@
         <w:pStyle w:val="Date"/>
       </w:pPr>
       <w:r>
-        <w:t xml:space="preserve">Last modified: 2026-10-26 14:13:25 (PDT)</w:t>
+        <w:t xml:space="preserve">Last modified: 2026-10-26 18:19:40 (PDT)</w:t>
       </w:r>
     </w:p>
     <w:p>

--- a/chapters/writing-to-think.docx
+++ b/chapters/writing-to-think.docx
@@ -15,7 +15,7 @@
         <w:pStyle w:val="Date"/>
       </w:pPr>
       <w:r>
-        <w:t xml:space="preserve">Last modified: 2026-10-26 18:19:40 (PDT)</w:t>
+        <w:t xml:space="preserve">Last modified: 2026-10-26 18:25:07 (PDT)</w:t>
       </w:r>
     </w:p>
     <w:p>

--- a/chapters/writing-to-think.docx
+++ b/chapters/writing-to-think.docx
@@ -15,7 +15,7 @@
         <w:pStyle w:val="Date"/>
       </w:pPr>
       <w:r>
-        <w:t xml:space="preserve">Last modified: 2026-10-26 18:25:07 (PDT)</w:t>
+        <w:t xml:space="preserve">Last modified: 2026-10-26 19:27:28 (PDT)</w:t>
       </w:r>
     </w:p>
     <w:p>

--- a/chapters/writing-to-think.docx
+++ b/chapters/writing-to-think.docx
@@ -15,7 +15,7 @@
         <w:pStyle w:val="Date"/>
       </w:pPr>
       <w:r>
-        <w:t xml:space="preserve">Last modified: 2026-10-26 19:27:28 (PDT)</w:t>
+        <w:t xml:space="preserve">Last modified: 2026-10-26 23:59:30 (PDT)</w:t>
       </w:r>
     </w:p>
     <w:p>

--- a/chapters/writing-to-think.docx
+++ b/chapters/writing-to-think.docx
@@ -15,7 +15,7 @@
         <w:pStyle w:val="Date"/>
       </w:pPr>
       <w:r>
-        <w:t xml:space="preserve">Last modified: 2026-10-26 23:59:30 (PDT)</w:t>
+        <w:t xml:space="preserve">Last modified: 2026-10-27 01:39:34 (PDT)</w:t>
       </w:r>
     </w:p>
     <w:p>

--- a/chapters/writing-to-think.docx
+++ b/chapters/writing-to-think.docx
@@ -15,7 +15,7 @@
         <w:pStyle w:val="Date"/>
       </w:pPr>
       <w:r>
-        <w:t xml:space="preserve">Last modified: 2026-10-27 01:39:34 (PDT)</w:t>
+        <w:t xml:space="preserve">Last modified: 2026-10-27 13:10:13 (PDT)</w:t>
       </w:r>
     </w:p>
     <w:p>

--- a/chapters/writing-to-think.docx
+++ b/chapters/writing-to-think.docx
@@ -15,7 +15,7 @@
         <w:pStyle w:val="Date"/>
       </w:pPr>
       <w:r>
-        <w:t xml:space="preserve">Last modified: 2026-10-27 13:10:13 (PDT)</w:t>
+        <w:t xml:space="preserve">Last modified: 2026-10-27 20:13:11 (PDT)</w:t>
       </w:r>
     </w:p>
     <w:p>

--- a/chapters/writing-to-think.docx
+++ b/chapters/writing-to-think.docx
@@ -15,7 +15,7 @@
         <w:pStyle w:val="Date"/>
       </w:pPr>
       <w:r>
-        <w:t xml:space="preserve">Last modified: 2026-10-27 20:13:11 (PDT)</w:t>
+        <w:t xml:space="preserve">Last modified: 2026-10-27 20:19:40 (PDT)</w:t>
       </w:r>
     </w:p>
     <w:p>

--- a/chapters/writing-to-think.docx
+++ b/chapters/writing-to-think.docx
@@ -15,7 +15,7 @@
         <w:pStyle w:val="Date"/>
       </w:pPr>
       <w:r>
-        <w:t xml:space="preserve">Last modified: 2026-10-27 20:19:40 (PDT)</w:t>
+        <w:t xml:space="preserve">Last modified: 2026-10-27 20:28:02 (PDT)</w:t>
       </w:r>
     </w:p>
     <w:p>

--- a/chapters/writing-to-think.docx
+++ b/chapters/writing-to-think.docx
@@ -15,7 +15,7 @@
         <w:pStyle w:val="Date"/>
       </w:pPr>
       <w:r>
-        <w:t xml:space="preserve">Last modified: 2026-10-27 20:28:02 (PDT)</w:t>
+        <w:t xml:space="preserve">Last modified: 2026-10-27 20:34:06 (PDT)</w:t>
       </w:r>
     </w:p>
     <w:p>

--- a/chapters/writing-to-think.docx
+++ b/chapters/writing-to-think.docx
@@ -15,7 +15,7 @@
         <w:pStyle w:val="Date"/>
       </w:pPr>
       <w:r>
-        <w:t xml:space="preserve">Last modified: 2026-10-27 20:34:06 (PDT)</w:t>
+        <w:t xml:space="preserve">Last modified: 2026-10-27 20:51:01 (PDT)</w:t>
       </w:r>
     </w:p>
     <w:p>

--- a/chapters/writing-to-think.docx
+++ b/chapters/writing-to-think.docx
@@ -15,7 +15,7 @@
         <w:pStyle w:val="Date"/>
       </w:pPr>
       <w:r>
-        <w:t xml:space="preserve">Last modified: 2026-10-27 20:51:01 (PDT)</w:t>
+        <w:t xml:space="preserve">Last modified: 2026-10-27 20:57:47 (PDT)</w:t>
       </w:r>
     </w:p>
     <w:p>

--- a/chapters/writing-to-think.docx
+++ b/chapters/writing-to-think.docx
@@ -15,7 +15,7 @@
         <w:pStyle w:val="Date"/>
       </w:pPr>
       <w:r>
-        <w:t xml:space="preserve">Last modified: 2026-10-27 20:57:47 (PDT)</w:t>
+        <w:t xml:space="preserve">Last modified: 2026-10-27 21:06:32 (PDT)</w:t>
       </w:r>
     </w:p>
     <w:p>

--- a/chapters/writing-to-think.docx
+++ b/chapters/writing-to-think.docx
@@ -15,7 +15,7 @@
         <w:pStyle w:val="Date"/>
       </w:pPr>
       <w:r>
-        <w:t xml:space="preserve">Last modified: 2026-10-27 21:06:32 (PDT)</w:t>
+        <w:t xml:space="preserve">Last modified: 2026-10-27 21:19:35 (PDT)</w:t>
       </w:r>
     </w:p>
     <w:p>

--- a/chapters/writing-to-think.docx
+++ b/chapters/writing-to-think.docx
@@ -15,7 +15,7 @@
         <w:pStyle w:val="Date"/>
       </w:pPr>
       <w:r>
-        <w:t xml:space="preserve">Last modified: 2026-10-27 21:19:35 (PDT)</w:t>
+        <w:t xml:space="preserve">Last modified: 2026-10-27 21:26:52 (PDT)</w:t>
       </w:r>
     </w:p>
     <w:p>

--- a/chapters/writing-to-think.docx
+++ b/chapters/writing-to-think.docx
@@ -15,7 +15,7 @@
         <w:pStyle w:val="Date"/>
       </w:pPr>
       <w:r>
-        <w:t xml:space="preserve">Last modified: 2026-10-27 21:26:52 (PDT)</w:t>
+        <w:t xml:space="preserve">Last modified: 2026-10-27 21:52:02 (PDT)</w:t>
       </w:r>
     </w:p>
     <w:p>

--- a/chapters/writing-to-think.docx
+++ b/chapters/writing-to-think.docx
@@ -15,7 +15,7 @@
         <w:pStyle w:val="Date"/>
       </w:pPr>
       <w:r>
-        <w:t xml:space="preserve">Last modified: 2026-10-27 21:52:02 (PDT)</w:t>
+        <w:t xml:space="preserve">Last modified: 2026-10-28 00:14:18 (PDT)</w:t>
       </w:r>
     </w:p>
     <w:p>

--- a/chapters/writing-to-think.docx
+++ b/chapters/writing-to-think.docx
@@ -15,7 +15,7 @@
         <w:pStyle w:val="Date"/>
       </w:pPr>
       <w:r>
-        <w:t xml:space="preserve">Last modified: 2026-10-28 00:14:18 (PDT)</w:t>
+        <w:t xml:space="preserve">Last modified: 2026-10-28 00:37:47 (PDT)</w:t>
       </w:r>
     </w:p>
     <w:p>

--- a/chapters/writing-to-think.docx
+++ b/chapters/writing-to-think.docx
@@ -15,7 +15,7 @@
         <w:pStyle w:val="Date"/>
       </w:pPr>
       <w:r>
-        <w:t xml:space="preserve">Last modified: 2026-10-28 00:37:47 (PDT)</w:t>
+        <w:t xml:space="preserve">Last modified: 2026-10-28 00:45:54 (PDT)</w:t>
       </w:r>
     </w:p>
     <w:p>

--- a/chapters/writing-to-think.docx
+++ b/chapters/writing-to-think.docx
@@ -15,7 +15,7 @@
         <w:pStyle w:val="Date"/>
       </w:pPr>
       <w:r>
-        <w:t xml:space="preserve">Last modified: 2026-10-28 00:45:54 (PDT)</w:t>
+        <w:t xml:space="preserve">Last modified: 2026-10-28 01:12:24 (PDT)</w:t>
       </w:r>
     </w:p>
     <w:p>

--- a/chapters/writing-to-think.docx
+++ b/chapters/writing-to-think.docx
@@ -15,7 +15,7 @@
         <w:pStyle w:val="Date"/>
       </w:pPr>
       <w:r>
-        <w:t xml:space="preserve">Last modified: 2026-10-28 01:12:24 (PDT)</w:t>
+        <w:t xml:space="preserve">Last modified: 2026-10-28 14:23:41 (PDT)</w:t>
       </w:r>
     </w:p>
     <w:p>

--- a/chapters/writing-to-think.docx
+++ b/chapters/writing-to-think.docx
@@ -15,7 +15,7 @@
         <w:pStyle w:val="Date"/>
       </w:pPr>
       <w:r>
-        <w:t xml:space="preserve">Last modified: 2026-10-28 14:23:41 (PDT)</w:t>
+        <w:t xml:space="preserve">Last modified: 2026-10-28 14:35:19 (PDT)</w:t>
       </w:r>
     </w:p>
     <w:p>

--- a/chapters/writing-to-think.docx
+++ b/chapters/writing-to-think.docx
@@ -15,7 +15,7 @@
         <w:pStyle w:val="Date"/>
       </w:pPr>
       <w:r>
-        <w:t xml:space="preserve">Last modified: 2026-10-28 14:35:19 (PDT)</w:t>
+        <w:t xml:space="preserve">Last modified: 2026-10-28 15:25:37 (PDT)</w:t>
       </w:r>
     </w:p>
     <w:p>

--- a/chapters/writing-to-think.docx
+++ b/chapters/writing-to-think.docx
@@ -15,7 +15,7 @@
         <w:pStyle w:val="Date"/>
       </w:pPr>
       <w:r>
-        <w:t xml:space="preserve">Last modified: 2026-10-28 15:25:37 (PDT)</w:t>
+        <w:t xml:space="preserve">Last modified: 2026-10-28 15:53:04 (PDT)</w:t>
       </w:r>
     </w:p>
     <w:p>

--- a/chapters/writing-to-think.docx
+++ b/chapters/writing-to-think.docx
@@ -15,7 +15,7 @@
         <w:pStyle w:val="Date"/>
       </w:pPr>
       <w:r>
-        <w:t xml:space="preserve">Last modified: 2026-10-28 15:53:04 (PDT)</w:t>
+        <w:t xml:space="preserve">Last modified: 2026-10-28 16:02:11 (PDT)</w:t>
       </w:r>
     </w:p>
     <w:p>

--- a/chapters/writing-to-think.docx
+++ b/chapters/writing-to-think.docx
@@ -15,7 +15,7 @@
         <w:pStyle w:val="Date"/>
       </w:pPr>
       <w:r>
-        <w:t xml:space="preserve">Last modified: 2026-10-28 16:02:11 (PDT)</w:t>
+        <w:t xml:space="preserve">Last modified: 2026-10-28 16:35:15 (PDT)</w:t>
       </w:r>
     </w:p>
     <w:p>

--- a/chapters/writing-to-think.docx
+++ b/chapters/writing-to-think.docx
@@ -15,7 +15,7 @@
         <w:pStyle w:val="Date"/>
       </w:pPr>
       <w:r>
-        <w:t xml:space="preserve">Last modified: 2026-10-28 16:35:15 (PDT)</w:t>
+        <w:t xml:space="preserve">Last modified: 2026-10-28 18:26:29 (PDT)</w:t>
       </w:r>
     </w:p>
     <w:p>

--- a/chapters/writing-to-think.docx
+++ b/chapters/writing-to-think.docx
@@ -15,7 +15,7 @@
         <w:pStyle w:val="Date"/>
       </w:pPr>
       <w:r>
-        <w:t xml:space="preserve">Last modified: 2026-10-28 18:26:29 (PDT)</w:t>
+        <w:t xml:space="preserve">Last modified: 2026-10-28 18:32:23 (PDT)</w:t>
       </w:r>
     </w:p>
     <w:p>

--- a/chapters/writing-to-think.docx
+++ b/chapters/writing-to-think.docx
@@ -15,7 +15,7 @@
         <w:pStyle w:val="Date"/>
       </w:pPr>
       <w:r>
-        <w:t xml:space="preserve">Last modified: 2026-10-28 18:32:23 (PDT)</w:t>
+        <w:t xml:space="preserve">Last modified: 2026-10-28 20:05:55 (PDT)</w:t>
       </w:r>
     </w:p>
     <w:p>

--- a/chapters/writing-to-think.docx
+++ b/chapters/writing-to-think.docx
@@ -15,7 +15,7 @@
         <w:pStyle w:val="Date"/>
       </w:pPr>
       <w:r>
-        <w:t xml:space="preserve">Last modified: 2026-10-28 20:05:55 (PDT)</w:t>
+        <w:t xml:space="preserve">Last modified: 2026-10-28 20:59:43 (PDT)</w:t>
       </w:r>
     </w:p>
     <w:p>

--- a/chapters/writing-to-think.docx
+++ b/chapters/writing-to-think.docx
@@ -15,7 +15,7 @@
         <w:pStyle w:val="Date"/>
       </w:pPr>
       <w:r>
-        <w:t xml:space="preserve">Last modified: 2026-10-28 20:59:43 (PDT)</w:t>
+        <w:t xml:space="preserve">Last modified: 2026-10-29 00:12:59 (PDT)</w:t>
       </w:r>
     </w:p>
     <w:p>

--- a/chapters/writing-to-think.docx
+++ b/chapters/writing-to-think.docx
@@ -15,7 +15,7 @@
         <w:pStyle w:val="Date"/>
       </w:pPr>
       <w:r>
-        <w:t xml:space="preserve">Last modified: 2026-10-29 00:12:59 (PDT)</w:t>
+        <w:t xml:space="preserve">Last modified: 2026-10-29 00:21:17 (PDT)</w:t>
       </w:r>
     </w:p>
     <w:p>

--- a/chapters/writing-to-think.docx
+++ b/chapters/writing-to-think.docx
@@ -15,7 +15,7 @@
         <w:pStyle w:val="Date"/>
       </w:pPr>
       <w:r>
-        <w:t xml:space="preserve">Last modified: 2026-10-29 00:21:17 (PDT)</w:t>
+        <w:t xml:space="preserve">Last modified: 2026-10-29 08:00:13 (PDT)</w:t>
       </w:r>
     </w:p>
     <w:p>

--- a/chapters/writing-to-think.docx
+++ b/chapters/writing-to-think.docx
@@ -15,7 +15,7 @@
         <w:pStyle w:val="Date"/>
       </w:pPr>
       <w:r>
-        <w:t xml:space="preserve">Last modified: 2026-10-29 08:00:13 (PDT)</w:t>
+        <w:t xml:space="preserve">Last modified: 2026-10-29 12:57:04 (PDT)</w:t>
       </w:r>
     </w:p>
     <w:p>

--- a/chapters/writing-to-think.docx
+++ b/chapters/writing-to-think.docx
@@ -15,7 +15,7 @@
         <w:pStyle w:val="Date"/>
       </w:pPr>
       <w:r>
-        <w:t xml:space="preserve">Last modified: 2026-10-29 12:57:04 (PDT)</w:t>
+        <w:t xml:space="preserve">Last modified: 2026-10-29 13:51:16 (PDT)</w:t>
       </w:r>
     </w:p>
     <w:p>

--- a/chapters/writing-to-think.docx
+++ b/chapters/writing-to-think.docx
@@ -15,7 +15,7 @@
         <w:pStyle w:val="Date"/>
       </w:pPr>
       <w:r>
-        <w:t xml:space="preserve">Last modified: 2026-10-29 13:51:16 (PDT)</w:t>
+        <w:t xml:space="preserve">Last modified: 2026-10-29 14:29:08 (PDT)</w:t>
       </w:r>
     </w:p>
     <w:p>

--- a/chapters/writing-to-think.docx
+++ b/chapters/writing-to-think.docx
@@ -15,7 +15,7 @@
         <w:pStyle w:val="Date"/>
       </w:pPr>
       <w:r>
-        <w:t xml:space="preserve">Last modified: 2026-10-29 14:29:08 (PDT)</w:t>
+        <w:t xml:space="preserve">Last modified: 2026-10-29 14:35:32 (PDT)</w:t>
       </w:r>
     </w:p>
     <w:p>

--- a/chapters/writing-to-think.docx
+++ b/chapters/writing-to-think.docx
@@ -15,7 +15,7 @@
         <w:pStyle w:val="Date"/>
       </w:pPr>
       <w:r>
-        <w:t xml:space="preserve">Last modified: 2026-10-29 14:35:32 (PDT)</w:t>
+        <w:t xml:space="preserve">Last modified: 2026-10-29 15:25:43 (PDT)</w:t>
       </w:r>
     </w:p>
     <w:p>

--- a/chapters/writing-to-think.docx
+++ b/chapters/writing-to-think.docx
@@ -15,7 +15,7 @@
         <w:pStyle w:val="Date"/>
       </w:pPr>
       <w:r>
-        <w:t xml:space="preserve">Last modified: 2026-10-29 15:25:43 (PDT)</w:t>
+        <w:t xml:space="preserve">Last modified: 2026-10-29 15:37:42 (PDT)</w:t>
       </w:r>
     </w:p>
     <w:p>

--- a/chapters/writing-to-think.docx
+++ b/chapters/writing-to-think.docx
@@ -15,7 +15,7 @@
         <w:pStyle w:val="Date"/>
       </w:pPr>
       <w:r>
-        <w:t xml:space="preserve">Last modified: 2026-10-29 15:37:42 (PDT)</w:t>
+        <w:t xml:space="preserve">Last modified: 2026-10-29 15:44:03 (PDT)</w:t>
       </w:r>
     </w:p>
     <w:p>

--- a/chapters/writing-to-think.docx
+++ b/chapters/writing-to-think.docx
@@ -15,7 +15,7 @@
         <w:pStyle w:val="Date"/>
       </w:pPr>
       <w:r>
-        <w:t xml:space="preserve">Last modified: 2026-10-29 15:44:03 (PDT)</w:t>
+        <w:t xml:space="preserve">Last modified: 2026-10-29 16:45:39 (PDT)</w:t>
       </w:r>
     </w:p>
     <w:p>

--- a/chapters/writing-to-think.docx
+++ b/chapters/writing-to-think.docx
@@ -15,7 +15,7 @@
         <w:pStyle w:val="Date"/>
       </w:pPr>
       <w:r>
-        <w:t xml:space="preserve">Last modified: 2026-10-29 16:45:39 (PDT)</w:t>
+        <w:t xml:space="preserve">Last modified: 2026-10-29 16:56:32 (PDT)</w:t>
       </w:r>
     </w:p>
     <w:p>

--- a/chapters/writing-to-think.docx
+++ b/chapters/writing-to-think.docx
@@ -15,7 +15,7 @@
         <w:pStyle w:val="Date"/>
       </w:pPr>
       <w:r>
-        <w:t xml:space="preserve">Last modified: 2026-10-29 16:56:32 (PDT)</w:t>
+        <w:t xml:space="preserve">Last modified: 2026-10-29 17:02:18 (PDT)</w:t>
       </w:r>
     </w:p>
     <w:p>

--- a/chapters/writing-to-think.docx
+++ b/chapters/writing-to-think.docx
@@ -15,7 +15,7 @@
         <w:pStyle w:val="Date"/>
       </w:pPr>
       <w:r>
-        <w:t xml:space="preserve">Last modified: 2026-10-29 17:02:18 (PDT)</w:t>
+        <w:t xml:space="preserve">Last modified: 2026-10-29 18:12:52 (PDT)</w:t>
       </w:r>
     </w:p>
     <w:p>

--- a/chapters/writing-to-think.docx
+++ b/chapters/writing-to-think.docx
@@ -15,7 +15,7 @@
         <w:pStyle w:val="Date"/>
       </w:pPr>
       <w:r>
-        <w:t xml:space="preserve">Last modified: 2026-10-29 18:12:52 (PDT)</w:t>
+        <w:t xml:space="preserve">Last modified: 2026-10-31 07:13:32 (PDT)</w:t>
       </w:r>
     </w:p>
     <w:p>

--- a/chapters/writing-to-think.docx
+++ b/chapters/writing-to-think.docx
@@ -15,7 +15,7 @@
         <w:pStyle w:val="Date"/>
       </w:pPr>
       <w:r>
-        <w:t xml:space="preserve">Last modified: 2026-10-31 07:13:32 (PDT)</w:t>
+        <w:t xml:space="preserve">Last modified: 2026-11-01 01:56:20 (PDT)</w:t>
       </w:r>
     </w:p>
     <w:p>
